--- a/Cahier d'analyse.docx
+++ b/Cahier d'analyse.docx
@@ -110,7 +110,7 @@
     </w:p>
     <w:p>
       <w:pPr>
-        <w:pStyle w:val="ListParagraph"/>
+        <w:pStyle w:val="Paragraphedeliste"/>
         <w:numPr>
           <w:ilvl w:val="0"/>
           <w:numId w:val="3"/>
@@ -151,7 +151,7 @@
     </w:p>
     <w:p>
       <w:pPr>
-        <w:pStyle w:val="ListParagraph"/>
+        <w:pStyle w:val="Paragraphedeliste"/>
         <w:rPr>
           <w:rFonts w:ascii="Verdana" w:hAnsi="Verdana"/>
           <w:lang w:val="fr-FR"/>
@@ -160,7 +160,7 @@
     </w:p>
     <w:p>
       <w:pPr>
-        <w:pStyle w:val="ListParagraph"/>
+        <w:pStyle w:val="Paragraphedeliste"/>
         <w:numPr>
           <w:ilvl w:val="0"/>
           <w:numId w:val="2"/>
@@ -223,12 +223,12 @@
     </w:p>
     <w:p>
       <w:pPr>
-        <w:pStyle w:val="ListParagraph"/>
-      </w:pPr>
-    </w:p>
-    <w:p>
-      <w:pPr>
-        <w:pStyle w:val="ListParagraph"/>
+        <w:pStyle w:val="Paragraphedeliste"/>
+      </w:pPr>
+    </w:p>
+    <w:p>
+      <w:pPr>
+        <w:pStyle w:val="Paragraphedeliste"/>
         <w:numPr>
           <w:ilvl w:val="0"/>
           <w:numId w:val="1"/>
@@ -269,7 +269,7 @@
     </w:p>
     <w:p>
       <w:pPr>
-        <w:pStyle w:val="ListParagraph"/>
+        <w:pStyle w:val="Paragraphedeliste"/>
         <w:numPr>
           <w:ilvl w:val="0"/>
           <w:numId w:val="7"/>
@@ -301,7 +301,7 @@
     </w:p>
     <w:p>
       <w:pPr>
-        <w:pStyle w:val="ListParagraph"/>
+        <w:pStyle w:val="Paragraphedeliste"/>
         <w:numPr>
           <w:ilvl w:val="0"/>
           <w:numId w:val="10"/>
@@ -321,7 +321,7 @@
     </w:p>
     <w:p>
       <w:pPr>
-        <w:pStyle w:val="ListParagraph"/>
+        <w:pStyle w:val="Paragraphedeliste"/>
         <w:numPr>
           <w:ilvl w:val="0"/>
           <w:numId w:val="9"/>
@@ -353,7 +353,7 @@
     </w:p>
     <w:p>
       <w:pPr>
-        <w:pStyle w:val="ListParagraph"/>
+        <w:pStyle w:val="Paragraphedeliste"/>
         <w:numPr>
           <w:ilvl w:val="0"/>
           <w:numId w:val="8"/>
@@ -385,7 +385,7 @@
     </w:p>
     <w:tbl>
       <w:tblPr>
-        <w:tblStyle w:val="TableGrid"/>
+        <w:tblStyle w:val="Grilledutableau"/>
         <w:tblW w:w="6116" w:type="dxa"/>
         <w:jc w:val="center"/>
         <w:tblLook w:val="06A0" w:firstRow="1" w:lastRow="0" w:firstColumn="1" w:lastColumn="0" w:noHBand="1" w:noVBand="1"/>
@@ -1080,7 +1080,7 @@
     </w:p>
     <w:p>
       <w:pPr>
-        <w:pStyle w:val="ListParagraph"/>
+        <w:pStyle w:val="Paragraphedeliste"/>
         <w:numPr>
           <w:ilvl w:val="0"/>
           <w:numId w:val="3"/>
@@ -1102,7 +1102,7 @@
     </w:p>
     <w:p>
       <w:pPr>
-        <w:pStyle w:val="ListParagraph"/>
+        <w:pStyle w:val="Paragraphedeliste"/>
         <w:numPr>
           <w:ilvl w:val="1"/>
           <w:numId w:val="3"/>
@@ -1133,7 +1133,7 @@
     </w:p>
     <w:p>
       <w:pPr>
-        <w:pStyle w:val="ListParagraph"/>
+        <w:pStyle w:val="Paragraphedeliste"/>
         <w:numPr>
           <w:ilvl w:val="1"/>
           <w:numId w:val="3"/>
@@ -1163,7 +1163,7 @@
     </w:p>
     <w:p>
       <w:pPr>
-        <w:pStyle w:val="ListParagraph"/>
+        <w:pStyle w:val="Paragraphedeliste"/>
         <w:numPr>
           <w:ilvl w:val="1"/>
           <w:numId w:val="3"/>
@@ -1185,7 +1185,7 @@
     </w:p>
     <w:p>
       <w:pPr>
-        <w:pStyle w:val="ListParagraph"/>
+        <w:pStyle w:val="Paragraphedeliste"/>
         <w:numPr>
           <w:ilvl w:val="1"/>
           <w:numId w:val="3"/>
@@ -1215,7 +1215,7 @@
     </w:p>
     <w:p>
       <w:pPr>
-        <w:pStyle w:val="ListParagraph"/>
+        <w:pStyle w:val="Paragraphedeliste"/>
         <w:numPr>
           <w:ilvl w:val="1"/>
           <w:numId w:val="3"/>
@@ -1237,7 +1237,7 @@
     </w:p>
     <w:p>
       <w:pPr>
-        <w:pStyle w:val="ListParagraph"/>
+        <w:pStyle w:val="Paragraphedeliste"/>
         <w:numPr>
           <w:ilvl w:val="1"/>
           <w:numId w:val="3"/>
@@ -1259,7 +1259,7 @@
     </w:p>
     <w:p>
       <w:pPr>
-        <w:pStyle w:val="ListParagraph"/>
+        <w:pStyle w:val="Paragraphedeliste"/>
         <w:numPr>
           <w:ilvl w:val="1"/>
           <w:numId w:val="3"/>
@@ -1281,7 +1281,7 @@
     </w:p>
     <w:p>
       <w:pPr>
-        <w:pStyle w:val="ListParagraph"/>
+        <w:pStyle w:val="Paragraphedeliste"/>
         <w:numPr>
           <w:ilvl w:val="1"/>
           <w:numId w:val="3"/>
@@ -1303,7 +1303,7 @@
     </w:p>
     <w:p>
       <w:pPr>
-        <w:pStyle w:val="ListParagraph"/>
+        <w:pStyle w:val="Paragraphedeliste"/>
         <w:numPr>
           <w:ilvl w:val="1"/>
           <w:numId w:val="3"/>
@@ -1334,7 +1334,7 @@
     </w:p>
     <w:p>
       <w:pPr>
-        <w:pStyle w:val="ListParagraph"/>
+        <w:pStyle w:val="Paragraphedeliste"/>
         <w:numPr>
           <w:ilvl w:val="0"/>
           <w:numId w:val="3"/>
@@ -1364,7 +1364,7 @@
     </w:p>
     <w:p>
       <w:pPr>
-        <w:pStyle w:val="ListParagraph"/>
+        <w:pStyle w:val="Paragraphedeliste"/>
         <w:numPr>
           <w:ilvl w:val="1"/>
           <w:numId w:val="3"/>
@@ -1386,7 +1386,7 @@
     </w:p>
     <w:p>
       <w:pPr>
-        <w:pStyle w:val="ListParagraph"/>
+        <w:pStyle w:val="Paragraphedeliste"/>
         <w:numPr>
           <w:ilvl w:val="2"/>
           <w:numId w:val="3"/>
@@ -1416,7 +1416,7 @@
     </w:p>
     <w:p>
       <w:pPr>
-        <w:pStyle w:val="ListParagraph"/>
+        <w:pStyle w:val="Paragraphedeliste"/>
         <w:numPr>
           <w:ilvl w:val="2"/>
           <w:numId w:val="3"/>
@@ -1438,7 +1438,7 @@
     </w:p>
     <w:p>
       <w:pPr>
-        <w:pStyle w:val="ListParagraph"/>
+        <w:pStyle w:val="Paragraphedeliste"/>
         <w:numPr>
           <w:ilvl w:val="2"/>
           <w:numId w:val="3"/>
@@ -1484,7 +1484,7 @@
     </w:p>
     <w:p>
       <w:pPr>
-        <w:pStyle w:val="ListParagraph"/>
+        <w:pStyle w:val="Paragraphedeliste"/>
         <w:numPr>
           <w:ilvl w:val="2"/>
           <w:numId w:val="3"/>
@@ -1506,7 +1506,7 @@
     </w:p>
     <w:p>
       <w:pPr>
-        <w:pStyle w:val="ListParagraph"/>
+        <w:pStyle w:val="Paragraphedeliste"/>
         <w:numPr>
           <w:ilvl w:val="2"/>
           <w:numId w:val="3"/>
@@ -1528,7 +1528,7 @@
     </w:p>
     <w:p>
       <w:pPr>
-        <w:pStyle w:val="ListParagraph"/>
+        <w:pStyle w:val="Paragraphedeliste"/>
         <w:numPr>
           <w:ilvl w:val="2"/>
           <w:numId w:val="3"/>
@@ -1582,7 +1582,7 @@
     </w:p>
     <w:p>
       <w:pPr>
-        <w:pStyle w:val="ListParagraph"/>
+        <w:pStyle w:val="Paragraphedeliste"/>
         <w:numPr>
           <w:ilvl w:val="2"/>
           <w:numId w:val="3"/>
@@ -1604,7 +1604,7 @@
     </w:p>
     <w:p>
       <w:pPr>
-        <w:pStyle w:val="ListParagraph"/>
+        <w:pStyle w:val="Paragraphedeliste"/>
         <w:numPr>
           <w:ilvl w:val="2"/>
           <w:numId w:val="3"/>
@@ -1626,7 +1626,7 @@
     </w:p>
     <w:p>
       <w:pPr>
-        <w:pStyle w:val="ListParagraph"/>
+        <w:pStyle w:val="Paragraphedeliste"/>
         <w:numPr>
           <w:ilvl w:val="1"/>
           <w:numId w:val="3"/>
@@ -1648,7 +1648,7 @@
     </w:p>
     <w:p>
       <w:pPr>
-        <w:pStyle w:val="ListParagraph"/>
+        <w:pStyle w:val="Paragraphedeliste"/>
         <w:numPr>
           <w:ilvl w:val="2"/>
           <w:numId w:val="3"/>
@@ -1669,7 +1669,7 @@
     </w:p>
     <w:p>
       <w:pPr>
-        <w:pStyle w:val="ListParagraph"/>
+        <w:pStyle w:val="Paragraphedeliste"/>
         <w:numPr>
           <w:ilvl w:val="2"/>
           <w:numId w:val="3"/>
@@ -1691,7 +1691,7 @@
     </w:p>
     <w:p>
       <w:pPr>
-        <w:pStyle w:val="ListParagraph"/>
+        <w:pStyle w:val="Paragraphedeliste"/>
         <w:numPr>
           <w:ilvl w:val="2"/>
           <w:numId w:val="3"/>
@@ -1719,7 +1719,7 @@
     </w:p>
     <w:p>
       <w:pPr>
-        <w:pStyle w:val="ListParagraph"/>
+        <w:pStyle w:val="Paragraphedeliste"/>
         <w:numPr>
           <w:ilvl w:val="0"/>
           <w:numId w:val="3"/>
@@ -1741,7 +1741,7 @@
     </w:p>
     <w:p>
       <w:pPr>
-        <w:pStyle w:val="ListParagraph"/>
+        <w:pStyle w:val="Paragraphedeliste"/>
         <w:numPr>
           <w:ilvl w:val="0"/>
           <w:numId w:val="11"/>
@@ -1760,21 +1760,7 @@
         <w:rPr>
           <w:lang w:val="fr-FR"/>
         </w:rPr>
-        <w:t xml:space="preserve"> (script </w:t>
-      </w:r>
-      <w:proofErr w:type="spellStart"/>
-      <w:r>
-        <w:rPr>
-          <w:lang w:val="fr-FR"/>
-        </w:rPr>
-        <w:t>sql</w:t>
-      </w:r>
-      <w:proofErr w:type="spellEnd"/>
-      <w:r>
-        <w:rPr>
-          <w:lang w:val="fr-FR"/>
-        </w:rPr>
-        <w:t>)</w:t>
+        <w:t xml:space="preserve"> (script sql)</w:t>
       </w:r>
       <w:r>
         <w:rPr>
@@ -1803,7 +1789,7 @@
     </w:p>
     <w:p>
       <w:pPr>
-        <w:pStyle w:val="ListParagraph"/>
+        <w:pStyle w:val="Paragraphedeliste"/>
         <w:numPr>
           <w:ilvl w:val="0"/>
           <w:numId w:val="11"/>
@@ -1863,7 +1849,7 @@
     </w:p>
     <w:p>
       <w:pPr>
-        <w:pStyle w:val="ListParagraph"/>
+        <w:pStyle w:val="Paragraphedeliste"/>
         <w:numPr>
           <w:ilvl w:val="0"/>
           <w:numId w:val="11"/>
@@ -1911,7 +1897,7 @@
     </w:p>
     <w:p>
       <w:pPr>
-        <w:pStyle w:val="ListParagraph"/>
+        <w:pStyle w:val="Paragraphedeliste"/>
         <w:numPr>
           <w:ilvl w:val="0"/>
           <w:numId w:val="11"/>
@@ -1947,7 +1933,7 @@
     </w:p>
     <w:p>
       <w:pPr>
-        <w:pStyle w:val="ListParagraph"/>
+        <w:pStyle w:val="Paragraphedeliste"/>
         <w:numPr>
           <w:ilvl w:val="0"/>
           <w:numId w:val="11"/>
@@ -1996,9 +1982,53 @@
         <w:t xml:space="preserve"> semaine 4</w:t>
       </w:r>
     </w:p>
-    <w:p>
-      <w:pPr>
-        <w:pStyle w:val="ListParagraph"/>
+    <w:p/>
+    <w:p/>
+    <w:p/>
+    <w:p/>
+    <w:p>
+      <w:r>
+        <w:lastRenderedPageBreak/>
+        <w:drawing>
+          <wp:inline distT="0" distB="0" distL="0" distR="0" wp14:anchorId="6E5557AF" wp14:editId="7B8BBE1F">
+            <wp:extent cx="5943600" cy="6442075"/>
+            <wp:effectExtent l="0" t="0" r="0" b="0"/>
+            <wp:docPr id="343963032" name="Image 1"/>
+            <wp:cNvGraphicFramePr>
+              <a:graphicFrameLocks xmlns:a="http://schemas.openxmlformats.org/drawingml/2006/main" noChangeAspect="1"/>
+            </wp:cNvGraphicFramePr>
+            <a:graphic xmlns:a="http://schemas.openxmlformats.org/drawingml/2006/main">
+              <a:graphicData uri="http://schemas.openxmlformats.org/drawingml/2006/picture">
+                <pic:pic xmlns:pic="http://schemas.openxmlformats.org/drawingml/2006/picture">
+                  <pic:nvPicPr>
+                    <pic:cNvPr id="343963032" name=""/>
+                    <pic:cNvPicPr/>
+                  </pic:nvPicPr>
+                  <pic:blipFill>
+                    <a:blip r:embed="rId5"/>
+                    <a:stretch>
+                      <a:fillRect/>
+                    </a:stretch>
+                  </pic:blipFill>
+                  <pic:spPr>
+                    <a:xfrm>
+                      <a:off x="0" y="0"/>
+                      <a:ext cx="5943600" cy="6442075"/>
+                    </a:xfrm>
+                    <a:prstGeom prst="rect">
+                      <a:avLst/>
+                    </a:prstGeom>
+                  </pic:spPr>
+                </pic:pic>
+              </a:graphicData>
+            </a:graphic>
+          </wp:inline>
+        </w:drawing>
+      </w:r>
+    </w:p>
+    <w:p>
+      <w:pPr>
+        <w:pStyle w:val="Paragraphedeliste"/>
         <w:rPr>
           <w:sz w:val="36"/>
           <w:szCs w:val="36"/>
@@ -3595,13 +3625,13 @@
       <w:lang w:val="fr-CA"/>
     </w:rPr>
   </w:style>
-  <w:style w:type="character" w:default="1" w:styleId="DefaultParagraphFont">
+  <w:style w:type="character" w:default="1" w:styleId="Policepardfaut">
     <w:name w:val="Default Paragraph Font"/>
     <w:uiPriority w:val="1"/>
     <w:semiHidden/>
     <w:unhideWhenUsed/>
   </w:style>
-  <w:style w:type="table" w:default="1" w:styleId="TableNormal">
+  <w:style w:type="table" w:default="1" w:styleId="TableauNormal">
     <w:name w:val="Normal Table"/>
     <w:uiPriority w:val="99"/>
     <w:semiHidden/>
@@ -3616,13 +3646,13 @@
       </w:tblCellMar>
     </w:tblPr>
   </w:style>
-  <w:style w:type="numbering" w:default="1" w:styleId="NoList">
+  <w:style w:type="numbering" w:default="1" w:styleId="Aucuneliste">
     <w:name w:val="No List"/>
     <w:uiPriority w:val="99"/>
     <w:semiHidden/>
     <w:unhideWhenUsed/>
   </w:style>
-  <w:style w:type="paragraph" w:styleId="ListParagraph">
+  <w:style w:type="paragraph" w:styleId="Paragraphedeliste">
     <w:name w:val="List Paragraph"/>
     <w:basedOn w:val="Normal"/>
     <w:uiPriority w:val="34"/>
@@ -3633,9 +3663,9 @@
       <w:contextualSpacing/>
     </w:pPr>
   </w:style>
-  <w:style w:type="table" w:styleId="TableGrid">
+  <w:style w:type="table" w:styleId="Grilledutableau">
     <w:name w:val="Table Grid"/>
-    <w:basedOn w:val="TableNormal"/>
+    <w:basedOn w:val="TableauNormal"/>
     <w:uiPriority w:val="59"/>
     <w:rsid w:val="00D838C6"/>
     <w:pPr>

--- a/Cahier d'analyse.docx
+++ b/Cahier d'analyse.docx
@@ -110,7 +110,7 @@
     </w:p>
     <w:p>
       <w:pPr>
-        <w:pStyle w:val="Paragraphedeliste"/>
+        <w:pStyle w:val="ListParagraph"/>
         <w:numPr>
           <w:ilvl w:val="0"/>
           <w:numId w:val="3"/>
@@ -146,21 +146,35 @@
           <w:rFonts w:ascii="Verdana" w:hAnsi="Verdana"/>
           <w:lang w:val="fr-FR"/>
         </w:rPr>
-        <w:t>hôpital :</w:t>
-      </w:r>
-    </w:p>
-    <w:p>
-      <w:pPr>
-        <w:pStyle w:val="Paragraphedeliste"/>
+        <w:t>hô</w:t>
+      </w:r>
+      <w:r>
         <w:rPr>
           <w:rFonts w:ascii="Verdana" w:hAnsi="Verdana"/>
           <w:lang w:val="fr-FR"/>
         </w:rPr>
-      </w:pPr>
-    </w:p>
-    <w:p>
-      <w:pPr>
-        <w:pStyle w:val="Paragraphedeliste"/>
+        <w:t>tel</w:t>
+      </w:r>
+      <w:r>
+        <w:rPr>
+          <w:rFonts w:ascii="Verdana" w:hAnsi="Verdana"/>
+          <w:lang w:val="fr-FR"/>
+        </w:rPr>
+        <w:t xml:space="preserve"> :</w:t>
+      </w:r>
+    </w:p>
+    <w:p>
+      <w:pPr>
+        <w:pStyle w:val="ListParagraph"/>
+        <w:rPr>
+          <w:rFonts w:ascii="Verdana" w:hAnsi="Verdana"/>
+          <w:lang w:val="fr-FR"/>
+        </w:rPr>
+      </w:pPr>
+    </w:p>
+    <w:p>
+      <w:pPr>
+        <w:pStyle w:val="ListParagraph"/>
         <w:numPr>
           <w:ilvl w:val="0"/>
           <w:numId w:val="2"/>
@@ -200,7 +214,13 @@
         <w:t>)</w:t>
       </w:r>
       <w:r>
-        <w:t>, les clients et leurs invites, les assistants et les soins</w:t>
+        <w:t>, les clients et leurs invit</w:t>
+      </w:r>
+      <w:r>
+        <w:t>é</w:t>
+      </w:r>
+      <w:r>
+        <w:t>s, les assistants et les soins</w:t>
       </w:r>
       <w:r>
         <w:t xml:space="preserve">, les chambres. Il peut planifier les </w:t>
@@ -223,12 +243,12 @@
     </w:p>
     <w:p>
       <w:pPr>
-        <w:pStyle w:val="Paragraphedeliste"/>
-      </w:pPr>
-    </w:p>
-    <w:p>
-      <w:pPr>
-        <w:pStyle w:val="Paragraphedeliste"/>
+        <w:pStyle w:val="ListParagraph"/>
+      </w:pPr>
+    </w:p>
+    <w:p>
+      <w:pPr>
+        <w:pStyle w:val="ListParagraph"/>
         <w:numPr>
           <w:ilvl w:val="0"/>
           <w:numId w:val="1"/>
@@ -269,7 +289,7 @@
     </w:p>
     <w:p>
       <w:pPr>
-        <w:pStyle w:val="Paragraphedeliste"/>
+        <w:pStyle w:val="ListParagraph"/>
         <w:numPr>
           <w:ilvl w:val="0"/>
           <w:numId w:val="7"/>
@@ -301,7 +321,7 @@
     </w:p>
     <w:p>
       <w:pPr>
-        <w:pStyle w:val="Paragraphedeliste"/>
+        <w:pStyle w:val="ListParagraph"/>
         <w:numPr>
           <w:ilvl w:val="0"/>
           <w:numId w:val="10"/>
@@ -321,7 +341,7 @@
     </w:p>
     <w:p>
       <w:pPr>
-        <w:pStyle w:val="Paragraphedeliste"/>
+        <w:pStyle w:val="ListParagraph"/>
         <w:numPr>
           <w:ilvl w:val="0"/>
           <w:numId w:val="9"/>
@@ -353,7 +373,7 @@
     </w:p>
     <w:p>
       <w:pPr>
-        <w:pStyle w:val="Paragraphedeliste"/>
+        <w:pStyle w:val="ListParagraph"/>
         <w:numPr>
           <w:ilvl w:val="0"/>
           <w:numId w:val="8"/>
@@ -385,7 +405,7 @@
     </w:p>
     <w:tbl>
       <w:tblPr>
-        <w:tblStyle w:val="Grilledutableau"/>
+        <w:tblStyle w:val="TableGrid"/>
         <w:tblW w:w="6116" w:type="dxa"/>
         <w:jc w:val="center"/>
         <w:tblLook w:val="06A0" w:firstRow="1" w:lastRow="0" w:firstColumn="1" w:lastColumn="0" w:noHBand="1" w:noVBand="1"/>
@@ -1080,7 +1100,7 @@
     </w:p>
     <w:p>
       <w:pPr>
-        <w:pStyle w:val="Paragraphedeliste"/>
+        <w:pStyle w:val="ListParagraph"/>
         <w:numPr>
           <w:ilvl w:val="0"/>
           <w:numId w:val="3"/>
@@ -1102,7 +1122,7 @@
     </w:p>
     <w:p>
       <w:pPr>
-        <w:pStyle w:val="Paragraphedeliste"/>
+        <w:pStyle w:val="ListParagraph"/>
         <w:numPr>
           <w:ilvl w:val="1"/>
           <w:numId w:val="3"/>
@@ -1133,7 +1153,7 @@
     </w:p>
     <w:p>
       <w:pPr>
-        <w:pStyle w:val="Paragraphedeliste"/>
+        <w:pStyle w:val="ListParagraph"/>
         <w:numPr>
           <w:ilvl w:val="1"/>
           <w:numId w:val="3"/>
@@ -1163,7 +1183,7 @@
     </w:p>
     <w:p>
       <w:pPr>
-        <w:pStyle w:val="Paragraphedeliste"/>
+        <w:pStyle w:val="ListParagraph"/>
         <w:numPr>
           <w:ilvl w:val="1"/>
           <w:numId w:val="3"/>
@@ -1185,7 +1205,7 @@
     </w:p>
     <w:p>
       <w:pPr>
-        <w:pStyle w:val="Paragraphedeliste"/>
+        <w:pStyle w:val="ListParagraph"/>
         <w:numPr>
           <w:ilvl w:val="1"/>
           <w:numId w:val="3"/>
@@ -1215,7 +1235,7 @@
     </w:p>
     <w:p>
       <w:pPr>
-        <w:pStyle w:val="Paragraphedeliste"/>
+        <w:pStyle w:val="ListParagraph"/>
         <w:numPr>
           <w:ilvl w:val="1"/>
           <w:numId w:val="3"/>
@@ -1237,7 +1257,7 @@
     </w:p>
     <w:p>
       <w:pPr>
-        <w:pStyle w:val="Paragraphedeliste"/>
+        <w:pStyle w:val="ListParagraph"/>
         <w:numPr>
           <w:ilvl w:val="1"/>
           <w:numId w:val="3"/>
@@ -1259,7 +1279,7 @@
     </w:p>
     <w:p>
       <w:pPr>
-        <w:pStyle w:val="Paragraphedeliste"/>
+        <w:pStyle w:val="ListParagraph"/>
         <w:numPr>
           <w:ilvl w:val="1"/>
           <w:numId w:val="3"/>
@@ -1281,7 +1301,7 @@
     </w:p>
     <w:p>
       <w:pPr>
-        <w:pStyle w:val="Paragraphedeliste"/>
+        <w:pStyle w:val="ListParagraph"/>
         <w:numPr>
           <w:ilvl w:val="1"/>
           <w:numId w:val="3"/>
@@ -1303,7 +1323,7 @@
     </w:p>
     <w:p>
       <w:pPr>
-        <w:pStyle w:val="Paragraphedeliste"/>
+        <w:pStyle w:val="ListParagraph"/>
         <w:numPr>
           <w:ilvl w:val="1"/>
           <w:numId w:val="3"/>
@@ -1334,7 +1354,7 @@
     </w:p>
     <w:p>
       <w:pPr>
-        <w:pStyle w:val="Paragraphedeliste"/>
+        <w:pStyle w:val="ListParagraph"/>
         <w:numPr>
           <w:ilvl w:val="0"/>
           <w:numId w:val="3"/>
@@ -1364,7 +1384,7 @@
     </w:p>
     <w:p>
       <w:pPr>
-        <w:pStyle w:val="Paragraphedeliste"/>
+        <w:pStyle w:val="ListParagraph"/>
         <w:numPr>
           <w:ilvl w:val="1"/>
           <w:numId w:val="3"/>
@@ -1386,7 +1406,7 @@
     </w:p>
     <w:p>
       <w:pPr>
-        <w:pStyle w:val="Paragraphedeliste"/>
+        <w:pStyle w:val="ListParagraph"/>
         <w:numPr>
           <w:ilvl w:val="2"/>
           <w:numId w:val="3"/>
@@ -1416,7 +1436,7 @@
     </w:p>
     <w:p>
       <w:pPr>
-        <w:pStyle w:val="Paragraphedeliste"/>
+        <w:pStyle w:val="ListParagraph"/>
         <w:numPr>
           <w:ilvl w:val="2"/>
           <w:numId w:val="3"/>
@@ -1438,7 +1458,7 @@
     </w:p>
     <w:p>
       <w:pPr>
-        <w:pStyle w:val="Paragraphedeliste"/>
+        <w:pStyle w:val="ListParagraph"/>
         <w:numPr>
           <w:ilvl w:val="2"/>
           <w:numId w:val="3"/>
@@ -1484,7 +1504,7 @@
     </w:p>
     <w:p>
       <w:pPr>
-        <w:pStyle w:val="Paragraphedeliste"/>
+        <w:pStyle w:val="ListParagraph"/>
         <w:numPr>
           <w:ilvl w:val="2"/>
           <w:numId w:val="3"/>
@@ -1506,7 +1526,7 @@
     </w:p>
     <w:p>
       <w:pPr>
-        <w:pStyle w:val="Paragraphedeliste"/>
+        <w:pStyle w:val="ListParagraph"/>
         <w:numPr>
           <w:ilvl w:val="2"/>
           <w:numId w:val="3"/>
@@ -1528,7 +1548,7 @@
     </w:p>
     <w:p>
       <w:pPr>
-        <w:pStyle w:val="Paragraphedeliste"/>
+        <w:pStyle w:val="ListParagraph"/>
         <w:numPr>
           <w:ilvl w:val="2"/>
           <w:numId w:val="3"/>
@@ -1582,7 +1602,7 @@
     </w:p>
     <w:p>
       <w:pPr>
-        <w:pStyle w:val="Paragraphedeliste"/>
+        <w:pStyle w:val="ListParagraph"/>
         <w:numPr>
           <w:ilvl w:val="2"/>
           <w:numId w:val="3"/>
@@ -1604,7 +1624,7 @@
     </w:p>
     <w:p>
       <w:pPr>
-        <w:pStyle w:val="Paragraphedeliste"/>
+        <w:pStyle w:val="ListParagraph"/>
         <w:numPr>
           <w:ilvl w:val="2"/>
           <w:numId w:val="3"/>
@@ -1626,7 +1646,7 @@
     </w:p>
     <w:p>
       <w:pPr>
-        <w:pStyle w:val="Paragraphedeliste"/>
+        <w:pStyle w:val="ListParagraph"/>
         <w:numPr>
           <w:ilvl w:val="1"/>
           <w:numId w:val="3"/>
@@ -1648,7 +1668,7 @@
     </w:p>
     <w:p>
       <w:pPr>
-        <w:pStyle w:val="Paragraphedeliste"/>
+        <w:pStyle w:val="ListParagraph"/>
         <w:numPr>
           <w:ilvl w:val="2"/>
           <w:numId w:val="3"/>
@@ -1669,7 +1689,7 @@
     </w:p>
     <w:p>
       <w:pPr>
-        <w:pStyle w:val="Paragraphedeliste"/>
+        <w:pStyle w:val="ListParagraph"/>
         <w:numPr>
           <w:ilvl w:val="2"/>
           <w:numId w:val="3"/>
@@ -1691,7 +1711,7 @@
     </w:p>
     <w:p>
       <w:pPr>
-        <w:pStyle w:val="Paragraphedeliste"/>
+        <w:pStyle w:val="ListParagraph"/>
         <w:numPr>
           <w:ilvl w:val="2"/>
           <w:numId w:val="3"/>
@@ -1719,7 +1739,7 @@
     </w:p>
     <w:p>
       <w:pPr>
-        <w:pStyle w:val="Paragraphedeliste"/>
+        <w:pStyle w:val="ListParagraph"/>
         <w:numPr>
           <w:ilvl w:val="0"/>
           <w:numId w:val="3"/>
@@ -1741,7 +1761,7 @@
     </w:p>
     <w:p>
       <w:pPr>
-        <w:pStyle w:val="Paragraphedeliste"/>
+        <w:pStyle w:val="ListParagraph"/>
         <w:numPr>
           <w:ilvl w:val="0"/>
           <w:numId w:val="11"/>
@@ -1760,7 +1780,21 @@
         <w:rPr>
           <w:lang w:val="fr-FR"/>
         </w:rPr>
-        <w:t xml:space="preserve"> (script sql)</w:t>
+        <w:t xml:space="preserve"> (script </w:t>
+      </w:r>
+      <w:proofErr w:type="spellStart"/>
+      <w:r>
+        <w:rPr>
+          <w:lang w:val="fr-FR"/>
+        </w:rPr>
+        <w:t>sql</w:t>
+      </w:r>
+      <w:proofErr w:type="spellEnd"/>
+      <w:r>
+        <w:rPr>
+          <w:lang w:val="fr-FR"/>
+        </w:rPr>
+        <w:t>)</w:t>
       </w:r>
       <w:r>
         <w:rPr>
@@ -1789,7 +1823,7 @@
     </w:p>
     <w:p>
       <w:pPr>
-        <w:pStyle w:val="Paragraphedeliste"/>
+        <w:pStyle w:val="ListParagraph"/>
         <w:numPr>
           <w:ilvl w:val="0"/>
           <w:numId w:val="11"/>
@@ -1849,7 +1883,7 @@
     </w:p>
     <w:p>
       <w:pPr>
-        <w:pStyle w:val="Paragraphedeliste"/>
+        <w:pStyle w:val="ListParagraph"/>
         <w:numPr>
           <w:ilvl w:val="0"/>
           <w:numId w:val="11"/>
@@ -1897,7 +1931,7 @@
     </w:p>
     <w:p>
       <w:pPr>
-        <w:pStyle w:val="Paragraphedeliste"/>
+        <w:pStyle w:val="ListParagraph"/>
         <w:numPr>
           <w:ilvl w:val="0"/>
           <w:numId w:val="11"/>
@@ -1933,7 +1967,7 @@
     </w:p>
     <w:p>
       <w:pPr>
-        <w:pStyle w:val="Paragraphedeliste"/>
+        <w:pStyle w:val="ListParagraph"/>
         <w:numPr>
           <w:ilvl w:val="0"/>
           <w:numId w:val="11"/>
@@ -1985,12 +2019,21 @@
     <w:p/>
     <w:p/>
     <w:p/>
-    <w:p/>
-    <w:p>
-      <w:r>
+    <w:p>
+      <w:pPr>
+        <w:pStyle w:val="ListParagraph"/>
+        <w:numPr>
+          <w:ilvl w:val="0"/>
+          <w:numId w:val="3"/>
+        </w:numPr>
+      </w:pPr>
+      <w:r>
+        <w:rPr>
+          <w:noProof/>
+        </w:rPr>
         <w:lastRenderedPageBreak/>
         <w:drawing>
-          <wp:inline distT="0" distB="0" distL="0" distR="0" wp14:anchorId="6E5557AF" wp14:editId="7B8BBE1F">
+          <wp:inline distT="0" distB="0" distL="0" distR="0" wp14:anchorId="5CE35DF0" wp14:editId="62728EE4">
             <wp:extent cx="5943600" cy="6442075"/>
             <wp:effectExtent l="0" t="0" r="0" b="0"/>
             <wp:docPr id="343963032" name="Image 1"/>
@@ -2005,7 +2048,7 @@
                     <pic:cNvPicPr/>
                   </pic:nvPicPr>
                   <pic:blipFill>
-                    <a:blip r:embed="rId5"/>
+                    <a:blip r:embed="rId7"/>
                     <a:stretch>
                       <a:fillRect/>
                     </a:stretch>
@@ -2026,9 +2069,10 @@
         </w:drawing>
       </w:r>
     </w:p>
-    <w:p>
-      <w:pPr>
-        <w:pStyle w:val="Paragraphedeliste"/>
+    <w:p/>
+    <w:p>
+      <w:pPr>
+        <w:pStyle w:val="ListParagraph"/>
         <w:rPr>
           <w:sz w:val="36"/>
           <w:szCs w:val="36"/>
@@ -2044,6 +2088,56 @@
     </w:sectPr>
   </w:body>
 </w:document>
+</file>
+
+<file path=word/endnotes.xml><?xml version="1.0" encoding="utf-8"?>
+<w:endnotes xmlns:wpc="http://schemas.microsoft.com/office/word/2010/wordprocessingCanvas" xmlns:cx="http://schemas.microsoft.com/office/drawing/2014/chartex" xmlns:cx1="http://schemas.microsoft.com/office/drawing/2015/9/8/chartex" xmlns:cx2="http://schemas.microsoft.com/office/drawing/2015/10/21/chartex" xmlns:cx3="http://schemas.microsoft.com/office/drawing/2016/5/9/chartex" xmlns:cx4="http://schemas.microsoft.com/office/drawing/2016/5/10/chartex" xmlns:cx5="http://schemas.microsoft.com/office/drawing/2016/5/11/chartex" xmlns:cx6="http://schemas.microsoft.com/office/drawing/2016/5/12/chartex" xmlns:cx7="http://schemas.microsoft.com/office/drawing/2016/5/13/chartex" xmlns:cx8="http://schemas.microsoft.com/office/drawing/2016/5/14/chartex" xmlns:mc="http://schemas.openxmlformats.org/markup-compatibility/2006" xmlns:aink="http://schemas.microsoft.com/office/drawing/2016/ink" xmlns:am3d="http://schemas.microsoft.com/office/drawing/2017/model3d" xmlns:o="urn:schemas-microsoft-com:office:office" xmlns:oel="http://schemas.microsoft.com/office/2019/extlst" xmlns:r="http://schemas.openxmlformats.org/officeDocument/2006/relationships" xmlns:m="http://schemas.openxmlformats.org/officeDocument/2006/math" xmlns:v="urn:schemas-microsoft-com:vml" xmlns:wp14="http://schemas.microsoft.com/office/word/2010/wordprocessingDrawing" xmlns:wp="http://schemas.openxmlformats.org/drawingml/2006/wordprocessingDrawing" xmlns:w10="urn:schemas-microsoft-com:office:word" xmlns:w="http://schemas.openxmlformats.org/wordprocessingml/2006/main" xmlns:w14="http://schemas.microsoft.com/office/word/2010/wordml" xmlns:w15="http://schemas.microsoft.com/office/word/2012/wordml" xmlns:w16cex="http://schemas.microsoft.com/office/word/2018/wordml/cex" xmlns:w16cid="http://schemas.microsoft.com/office/word/2016/wordml/cid" xmlns:w16="http://schemas.microsoft.com/office/word/2018/wordml" xmlns:w16du="http://schemas.microsoft.com/office/word/2023/wordml/word16du" xmlns:w16sdtdh="http://schemas.microsoft.com/office/word/2020/wordml/sdtdatahash" xmlns:w16sdtfl="http://schemas.microsoft.com/office/word/2024/wordml/sdtformatlock" xmlns:w16se="http://schemas.microsoft.com/office/word/2015/wordml/symex" xmlns:wpg="http://schemas.microsoft.com/office/word/2010/wordprocessingGroup" xmlns:wpi="http://schemas.microsoft.com/office/word/2010/wordprocessingInk" xmlns:wne="http://schemas.microsoft.com/office/word/2006/wordml" xmlns:wps="http://schemas.microsoft.com/office/word/2010/wordprocessingShape" mc:Ignorable="w14 w15 w16se w16cid w16 w16cex w16sdtdh w16sdtfl w16du wp14">
+  <w:endnote w:type="separator" w:id="-1">
+    <w:p>
+      <w:pPr>
+        <w:spacing w:after="0" w:line="240" w:lineRule="auto"/>
+      </w:pPr>
+      <w:r>
+        <w:separator/>
+      </w:r>
+    </w:p>
+  </w:endnote>
+  <w:endnote w:type="continuationSeparator" w:id="0">
+    <w:p>
+      <w:pPr>
+        <w:spacing w:after="0" w:line="240" w:lineRule="auto"/>
+      </w:pPr>
+      <w:r>
+        <w:continuationSeparator/>
+      </w:r>
+    </w:p>
+  </w:endnote>
+</w:endnotes>
+</file>
+
+<file path=word/footnotes.xml><?xml version="1.0" encoding="utf-8"?>
+<w:footnotes xmlns:wpc="http://schemas.microsoft.com/office/word/2010/wordprocessingCanvas" xmlns:cx="http://schemas.microsoft.com/office/drawing/2014/chartex" xmlns:cx1="http://schemas.microsoft.com/office/drawing/2015/9/8/chartex" xmlns:cx2="http://schemas.microsoft.com/office/drawing/2015/10/21/chartex" xmlns:cx3="http://schemas.microsoft.com/office/drawing/2016/5/9/chartex" xmlns:cx4="http://schemas.microsoft.com/office/drawing/2016/5/10/chartex" xmlns:cx5="http://schemas.microsoft.com/office/drawing/2016/5/11/chartex" xmlns:cx6="http://schemas.microsoft.com/office/drawing/2016/5/12/chartex" xmlns:cx7="http://schemas.microsoft.com/office/drawing/2016/5/13/chartex" xmlns:cx8="http://schemas.microsoft.com/office/drawing/2016/5/14/chartex" xmlns:mc="http://schemas.openxmlformats.org/markup-compatibility/2006" xmlns:aink="http://schemas.microsoft.com/office/drawing/2016/ink" xmlns:am3d="http://schemas.microsoft.com/office/drawing/2017/model3d" xmlns:o="urn:schemas-microsoft-com:office:office" xmlns:oel="http://schemas.microsoft.com/office/2019/extlst" xmlns:r="http://schemas.openxmlformats.org/officeDocument/2006/relationships" xmlns:m="http://schemas.openxmlformats.org/officeDocument/2006/math" xmlns:v="urn:schemas-microsoft-com:vml" xmlns:wp14="http://schemas.microsoft.com/office/word/2010/wordprocessingDrawing" xmlns:wp="http://schemas.openxmlformats.org/drawingml/2006/wordprocessingDrawing" xmlns:w10="urn:schemas-microsoft-com:office:word" xmlns:w="http://schemas.openxmlformats.org/wordprocessingml/2006/main" xmlns:w14="http://schemas.microsoft.com/office/word/2010/wordml" xmlns:w15="http://schemas.microsoft.com/office/word/2012/wordml" xmlns:w16cex="http://schemas.microsoft.com/office/word/2018/wordml/cex" xmlns:w16cid="http://schemas.microsoft.com/office/word/2016/wordml/cid" xmlns:w16="http://schemas.microsoft.com/office/word/2018/wordml" xmlns:w16du="http://schemas.microsoft.com/office/word/2023/wordml/word16du" xmlns:w16sdtdh="http://schemas.microsoft.com/office/word/2020/wordml/sdtdatahash" xmlns:w16sdtfl="http://schemas.microsoft.com/office/word/2024/wordml/sdtformatlock" xmlns:w16se="http://schemas.microsoft.com/office/word/2015/wordml/symex" xmlns:wpg="http://schemas.microsoft.com/office/word/2010/wordprocessingGroup" xmlns:wpi="http://schemas.microsoft.com/office/word/2010/wordprocessingInk" xmlns:wne="http://schemas.microsoft.com/office/word/2006/wordml" xmlns:wps="http://schemas.microsoft.com/office/word/2010/wordprocessingShape" mc:Ignorable="w14 w15 w16se w16cid w16 w16cex w16sdtdh w16sdtfl w16du wp14">
+  <w:footnote w:type="separator" w:id="-1">
+    <w:p>
+      <w:pPr>
+        <w:spacing w:after="0" w:line="240" w:lineRule="auto"/>
+      </w:pPr>
+      <w:r>
+        <w:separator/>
+      </w:r>
+    </w:p>
+  </w:footnote>
+  <w:footnote w:type="continuationSeparator" w:id="0">
+    <w:p>
+      <w:pPr>
+        <w:spacing w:after="0" w:line="240" w:lineRule="auto"/>
+      </w:pPr>
+      <w:r>
+        <w:continuationSeparator/>
+      </w:r>
+    </w:p>
+  </w:footnote>
+</w:footnotes>
 </file>
 
 <file path=word/numbering.xml><?xml version="1.0" encoding="utf-8"?>
@@ -3625,13 +3719,13 @@
       <w:lang w:val="fr-CA"/>
     </w:rPr>
   </w:style>
-  <w:style w:type="character" w:default="1" w:styleId="Policepardfaut">
+  <w:style w:type="character" w:default="1" w:styleId="DefaultParagraphFont">
     <w:name w:val="Default Paragraph Font"/>
     <w:uiPriority w:val="1"/>
     <w:semiHidden/>
     <w:unhideWhenUsed/>
   </w:style>
-  <w:style w:type="table" w:default="1" w:styleId="TableauNormal">
+  <w:style w:type="table" w:default="1" w:styleId="TableNormal">
     <w:name w:val="Normal Table"/>
     <w:uiPriority w:val="99"/>
     <w:semiHidden/>
@@ -3646,13 +3740,13 @@
       </w:tblCellMar>
     </w:tblPr>
   </w:style>
-  <w:style w:type="numbering" w:default="1" w:styleId="Aucuneliste">
+  <w:style w:type="numbering" w:default="1" w:styleId="NoList">
     <w:name w:val="No List"/>
     <w:uiPriority w:val="99"/>
     <w:semiHidden/>
     <w:unhideWhenUsed/>
   </w:style>
-  <w:style w:type="paragraph" w:styleId="Paragraphedeliste">
+  <w:style w:type="paragraph" w:styleId="ListParagraph">
     <w:name w:val="List Paragraph"/>
     <w:basedOn w:val="Normal"/>
     <w:uiPriority w:val="34"/>
@@ -3663,9 +3757,9 @@
       <w:contextualSpacing/>
     </w:pPr>
   </w:style>
-  <w:style w:type="table" w:styleId="Grilledutableau">
+  <w:style w:type="table" w:styleId="TableGrid">
     <w:name w:val="Table Grid"/>
-    <w:basedOn w:val="TableauNormal"/>
+    <w:basedOn w:val="TableNormal"/>
     <w:uiPriority w:val="59"/>
     <w:rsid w:val="00D838C6"/>
     <w:pPr>
@@ -3681,6 +3775,56 @@
         <w:insideV w:val="single" w:sz="4" w:space="0" w:color="000000" w:themeColor="text1"/>
       </w:tblBorders>
     </w:tblPr>
+  </w:style>
+  <w:style w:type="paragraph" w:styleId="Header">
+    <w:name w:val="header"/>
+    <w:basedOn w:val="Normal"/>
+    <w:link w:val="HeaderChar"/>
+    <w:uiPriority w:val="99"/>
+    <w:unhideWhenUsed/>
+    <w:rsid w:val="009B3509"/>
+    <w:pPr>
+      <w:tabs>
+        <w:tab w:val="center" w:pos="4680"/>
+        <w:tab w:val="right" w:pos="9360"/>
+      </w:tabs>
+      <w:spacing w:after="0" w:line="240" w:lineRule="auto"/>
+    </w:pPr>
+  </w:style>
+  <w:style w:type="character" w:customStyle="1" w:styleId="HeaderChar">
+    <w:name w:val="Header Char"/>
+    <w:basedOn w:val="DefaultParagraphFont"/>
+    <w:link w:val="Header"/>
+    <w:uiPriority w:val="99"/>
+    <w:rsid w:val="009B3509"/>
+    <w:rPr>
+      <w:lang w:val="fr-CA"/>
+    </w:rPr>
+  </w:style>
+  <w:style w:type="paragraph" w:styleId="Footer">
+    <w:name w:val="footer"/>
+    <w:basedOn w:val="Normal"/>
+    <w:link w:val="FooterChar"/>
+    <w:uiPriority w:val="99"/>
+    <w:unhideWhenUsed/>
+    <w:rsid w:val="009B3509"/>
+    <w:pPr>
+      <w:tabs>
+        <w:tab w:val="center" w:pos="4680"/>
+        <w:tab w:val="right" w:pos="9360"/>
+      </w:tabs>
+      <w:spacing w:after="0" w:line="240" w:lineRule="auto"/>
+    </w:pPr>
+  </w:style>
+  <w:style w:type="character" w:customStyle="1" w:styleId="FooterChar">
+    <w:name w:val="Footer Char"/>
+    <w:basedOn w:val="DefaultParagraphFont"/>
+    <w:link w:val="Footer"/>
+    <w:uiPriority w:val="99"/>
+    <w:rsid w:val="009B3509"/>
+    <w:rPr>
+      <w:lang w:val="fr-CA"/>
+    </w:rPr>
   </w:style>
 </w:styles>
 </file>

--- a/Cahier d'analyse.docx
+++ b/Cahier d'analyse.docx
@@ -1780,21 +1780,7 @@
         <w:rPr>
           <w:lang w:val="fr-FR"/>
         </w:rPr>
-        <w:t xml:space="preserve"> (script </w:t>
-      </w:r>
-      <w:proofErr w:type="spellStart"/>
-      <w:r>
-        <w:rPr>
-          <w:lang w:val="fr-FR"/>
-        </w:rPr>
-        <w:t>sql</w:t>
-      </w:r>
-      <w:proofErr w:type="spellEnd"/>
-      <w:r>
-        <w:rPr>
-          <w:lang w:val="fr-FR"/>
-        </w:rPr>
-        <w:t>)</w:t>
+        <w:t xml:space="preserve"> (script sql)</w:t>
       </w:r>
       <w:r>
         <w:rPr>
@@ -2014,59 +2000,6 @@
           <w:lang w:val="fr-FR"/>
         </w:rPr>
         <w:t xml:space="preserve"> semaine 4</w:t>
-      </w:r>
-    </w:p>
-    <w:p/>
-    <w:p/>
-    <w:p/>
-    <w:p>
-      <w:pPr>
-        <w:pStyle w:val="ListParagraph"/>
-        <w:numPr>
-          <w:ilvl w:val="0"/>
-          <w:numId w:val="3"/>
-        </w:numPr>
-      </w:pPr>
-      <w:r>
-        <w:rPr>
-          <w:noProof/>
-        </w:rPr>
-        <w:lastRenderedPageBreak/>
-        <w:drawing>
-          <wp:inline distT="0" distB="0" distL="0" distR="0" wp14:anchorId="5CE35DF0" wp14:editId="62728EE4">
-            <wp:extent cx="5943600" cy="6442075"/>
-            <wp:effectExtent l="0" t="0" r="0" b="0"/>
-            <wp:docPr id="343963032" name="Image 1"/>
-            <wp:cNvGraphicFramePr>
-              <a:graphicFrameLocks xmlns:a="http://schemas.openxmlformats.org/drawingml/2006/main" noChangeAspect="1"/>
-            </wp:cNvGraphicFramePr>
-            <a:graphic xmlns:a="http://schemas.openxmlformats.org/drawingml/2006/main">
-              <a:graphicData uri="http://schemas.openxmlformats.org/drawingml/2006/picture">
-                <pic:pic xmlns:pic="http://schemas.openxmlformats.org/drawingml/2006/picture">
-                  <pic:nvPicPr>
-                    <pic:cNvPr id="343963032" name=""/>
-                    <pic:cNvPicPr/>
-                  </pic:nvPicPr>
-                  <pic:blipFill>
-                    <a:blip r:embed="rId7"/>
-                    <a:stretch>
-                      <a:fillRect/>
-                    </a:stretch>
-                  </pic:blipFill>
-                  <pic:spPr>
-                    <a:xfrm>
-                      <a:off x="0" y="0"/>
-                      <a:ext cx="5943600" cy="6442075"/>
-                    </a:xfrm>
-                    <a:prstGeom prst="rect">
-                      <a:avLst/>
-                    </a:prstGeom>
-                  </pic:spPr>
-                </pic:pic>
-              </a:graphicData>
-            </a:graphic>
-          </wp:inline>
-        </w:drawing>
       </w:r>
     </w:p>
     <w:p/>
